--- a/pr-preview/pr-404/chapters/notation-tracked-changes.docx
+++ b/pr-preview/pr-404/chapters/notation-tracked-changes.docx
@@ -26,7 +26,7 @@
       </w:pPr>
       <w:ins w:id="2" w:author="PR Preview" w:date="2026-01-01T00:00:00Z">
         <w:r>
-          <w:t xml:space="preserve">Last modified: 2026-10-28 17:19:05 (PDT)</w:t>
+          <w:t xml:space="preserve">Last modified: 2026-10-28 17:30:37 (PDT)</w:t>
         </w:r>
       </w:ins>
     </w:p>
@@ -16974,7 +16974,7 @@
       </w:pPr>
       <w:ins w:id="5" w:author="PR Preview" w:date="2026-01-01T00:00:00Z">
         <w:r>
-          <w:t xml:space="preserve">Write the log-odds as</w:t>
+          <w:t xml:space="preserve">Use</w:t>
         </w:r>
       </w:ins>
       <w:ins w:id="6" w:author="PR Preview" w:date="2026-01-01T00:00:00Z">
@@ -16994,7 +16994,7 @@
       </w:ins>
       <w:ins w:id="8" w:author="PR Preview" w:date="2026-01-01T00:00:00Z">
         <w:r>
-          <w:t xml:space="preserve">(the Greek letter eta), not as</w:t>
+          <w:t xml:space="preserve">(the Greek letter eta) for the log-odds, not</w:t>
         </w:r>
       </w:ins>
       <w:ins w:id="9" w:author="PR Preview" w:date="2026-01-01T00:00:00Z">
@@ -17171,7 +17171,7 @@
             <w:rPr>
               <w:rStyle w:val="Hyperlink"/>
             </w:rPr>
-            <w:t xml:space="preserve">Axis titles</w:t>
+            <w:t xml:space="preserve">Scientific figures</w:t>
           </w:r>
         </w:ins>
       </w:hyperlink>
